--- a/Project Plan template.docx
+++ b/Project Plan template.docx
@@ -1222,21 +1222,12 @@
                 <w:lang w:val="en-GB"/>
               </w:rPr>
             </w:pPr>
-            <w:proofErr w:type="spellStart"/>
             <w:r>
               <w:rPr>
                 <w:bCs/>
                 <w:lang w:val="en-GB"/>
               </w:rPr>
-              <w:t>SunnyVision</w:t>
-            </w:r>
-            <w:proofErr w:type="spellEnd"/>
-            <w:r>
-              <w:rPr>
-                <w:bCs/>
-                <w:lang w:val="en-GB"/>
-              </w:rPr>
-              <w:t xml:space="preserve"> Ltd. (</w:t>
+              <w:t>SunnyVision Ltd. (</w:t>
             </w:r>
             <w:r>
               <w:rPr>
@@ -3709,21 +3700,12 @@
         </w:rPr>
         <w:t xml:space="preserve">    </w:t>
       </w:r>
-      <w:proofErr w:type="spellStart"/>
       <w:r>
         <w:rPr>
           <w:bCs/>
           <w:lang w:val="en-GB"/>
         </w:rPr>
-        <w:t>SunnyVision</w:t>
-      </w:r>
-      <w:proofErr w:type="spellEnd"/>
-      <w:r>
-        <w:rPr>
-          <w:bCs/>
-          <w:lang w:val="en-GB"/>
-        </w:rPr>
-        <w:t xml:space="preserve"> Ltd.</w:t>
+        <w:t>SunnyVision Ltd.</w:t>
       </w:r>
     </w:p>
     <w:p>
@@ -4532,21 +4514,14 @@
           <w:kern w:val="2"/>
           <w:lang w:eastAsia="zh-HK"/>
         </w:rPr>
-        <w:t xml:space="preserve"> To carry out Privacy Impact Assessment to identify the data privacy potential effect, actual effects, implication, issues and risks of </w:t>
+        <w:t xml:space="preserve"> </w:t>
       </w:r>
       <w:r>
         <w:rPr>
           <w:kern w:val="2"/>
           <w:lang w:eastAsia="zh-HK"/>
         </w:rPr>
-        <w:t>{{SYSTEM_ABBR}}</w:t>
-      </w:r>
-      <w:r>
-        <w:rPr>
-          <w:kern w:val="2"/>
-          <w:lang w:eastAsia="zh-HK"/>
-        </w:rPr>
-        <w:t xml:space="preserve"> system specified in Section 2.2 (“PIA Included System”) and to carry out audit to reassess whether the recommendations of the PIA have been adequately addressed</w:t>
+        <w:t>{{PIA_SCOPE}}</w:t>
       </w:r>
     </w:p>
     <w:p>
@@ -4591,23 +4566,7 @@
           <w:kern w:val="2"/>
           <w:lang w:eastAsia="zh-TW"/>
         </w:rPr>
-        <w:t xml:space="preserve">shall cover the security areas and controls specified in Baseline IT Security Policy (S17), </w:t>
-      </w:r>
-      <w:proofErr w:type="gramStart"/>
-      <w:r>
-        <w:rPr>
-          <w:kern w:val="2"/>
-          <w:lang w:eastAsia="zh-TW"/>
-        </w:rPr>
-        <w:t>in particular</w:t>
-      </w:r>
-      <w:proofErr w:type="gramEnd"/>
-      <w:r>
-        <w:rPr>
-          <w:kern w:val="2"/>
-          <w:lang w:eastAsia="zh-TW"/>
-        </w:rPr>
-        <w:t xml:space="preserve"> the 14 areas listed in section 2.1 of S17</w:t>
+        <w:t>shall cover the security areas and controls specified in Baseline IT Security Policy (S17), in particular the 14 areas listed in section 2.1 of S17</w:t>
       </w:r>
       <w:r>
         <w:rPr>
@@ -6429,19 +6388,11 @@
           <w:lang w:val="en-HK"/>
         </w:rPr>
       </w:pPr>
-      <w:proofErr w:type="spellStart"/>
       <w:r>
         <w:rPr>
           <w:lang w:val="en-HK"/>
         </w:rPr>
-        <w:t>i</w:t>
-      </w:r>
-      <w:proofErr w:type="spellEnd"/>
-      <w:r>
-        <w:rPr>
-          <w:lang w:val="en-HK"/>
-        </w:rPr>
-        <w:t>. The Interoperability Framework for the e-Government</w:t>
+        <w:t>i. The Interoperability Framework for the e-Government</w:t>
       </w:r>
     </w:p>
     <w:p>
@@ -9075,7 +9026,6 @@
                 <w:sz w:val="24"/>
               </w:rPr>
             </w:pPr>
-            <w:proofErr w:type="gramStart"/>
             <w:r>
               <w:rPr>
                 <w:spacing w:val="-2"/>
@@ -9088,38 +9038,14 @@
                 <w:spacing w:val="-4"/>
                 <w:sz w:val="24"/>
               </w:rPr>
-              <w:t>Risk</w:t>
-            </w:r>
-            <w:proofErr w:type="gramEnd"/>
-            <w:r>
-              <w:rPr>
-                <w:spacing w:val="-4"/>
-                <w:sz w:val="24"/>
-              </w:rPr>
-              <w:t xml:space="preserve"> </w:t>
+              <w:t xml:space="preserve">Risk </w:t>
             </w:r>
             <w:r>
               <w:rPr>
                 <w:spacing w:val="-2"/>
                 <w:sz w:val="24"/>
               </w:rPr>
-              <w:t xml:space="preserve">Assessment Report (includes: </w:t>
-            </w:r>
-            <w:proofErr w:type="spellStart"/>
-            <w:r>
-              <w:rPr>
-                <w:spacing w:val="-2"/>
-                <w:sz w:val="24"/>
-              </w:rPr>
-              <w:t>vulnerabilit</w:t>
-            </w:r>
-            <w:proofErr w:type="spellEnd"/>
-            <w:r>
-              <w:rPr>
-                <w:spacing w:val="-2"/>
-                <w:sz w:val="24"/>
-              </w:rPr>
-              <w:t xml:space="preserve"> </w:t>
+              <w:t xml:space="preserve">Assessment Report (includes: vulnerabilit </w:t>
             </w:r>
             <w:r>
               <w:rPr>
@@ -11656,30 +11582,14 @@
                 <w:spacing w:val="-2"/>
                 <w:sz w:val="24"/>
               </w:rPr>
-              <w:t xml:space="preserve"> </w:t>
-            </w:r>
-            <w:proofErr w:type="gramStart"/>
+              <w:t xml:space="preserve"> report</w:t>
+            </w:r>
             <w:r>
               <w:rPr>
                 <w:spacing w:val="-2"/>
                 <w:sz w:val="24"/>
               </w:rPr>
-              <w:t>report</w:t>
-            </w:r>
-            <w:r>
-              <w:rPr>
-                <w:spacing w:val="-2"/>
-                <w:sz w:val="24"/>
-              </w:rPr>
-              <w:t>{{/</w:t>
-            </w:r>
-            <w:proofErr w:type="gramEnd"/>
-            <w:r>
-              <w:rPr>
-                <w:spacing w:val="-2"/>
-                <w:sz w:val="24"/>
-              </w:rPr>
-              <w:t>HAS_PIA}}</w:t>
+              <w:t>{{/HAS_PIA}}</w:t>
             </w:r>
           </w:p>
         </w:tc>
@@ -13596,7 +13506,7 @@
                         </a:ln>
                         <a:extLst>
                           <a:ext uri="{91240B29-F687-4f45-9708-019B960494DF}">
-                            <a14:hiddenLine xmlns="" xmlns:mo="http://schemas.microsoft.com/office/mac/office/2008/main" xmlns:mv="urn:schemas-microsoft-com:mac:vml" xmlns:o="urn:schemas-microsoft-com:office:office" xmlns:v="urn:schemas-microsoft-com:vml" xmlns:w10="urn:schemas-microsoft-com:office:word" xmlns:w="http://schemas.openxmlformats.org/wordprocessingml/2006/main" xmlns:a14="http://schemas.microsoft.com/office/drawing/2010/main" w="9525">
+                            <a14:hiddenLine xmlns:a14="http://schemas.microsoft.com/office/drawing/2010/main" xmlns:w="http://schemas.openxmlformats.org/wordprocessingml/2006/main" xmlns:w10="urn:schemas-microsoft-com:office:word" xmlns:v="urn:schemas-microsoft-com:vml" xmlns:o="urn:schemas-microsoft-com:office:office" xmlns:mv="urn:schemas-microsoft-com:mac:vml" xmlns:mo="http://schemas.microsoft.com/office/mac/office/2008/main" xmlns="" w="9525">
                               <a:solidFill>
                                 <a:srgbClr val="000000"/>
                               </a:solidFill>
@@ -13630,7 +13540,7 @@
                         <a:ln/>
                         <a:extLst>
                           <a:ext uri="{91240B29-F687-4f45-9708-019B960494DF}">
-                            <a14:hiddenLine xmlns="" xmlns:mo="http://schemas.microsoft.com/office/mac/office/2008/main" xmlns:mv="urn:schemas-microsoft-com:mac:vml" xmlns:o="urn:schemas-microsoft-com:office:office" xmlns:v="urn:schemas-microsoft-com:vml" xmlns:w10="urn:schemas-microsoft-com:office:word" xmlns:w="http://schemas.openxmlformats.org/wordprocessingml/2006/main" xmlns:a14="http://schemas.microsoft.com/office/drawing/2010/main" w="9525">
+                            <a14:hiddenLine xmlns:a14="http://schemas.microsoft.com/office/drawing/2010/main" xmlns:w="http://schemas.openxmlformats.org/wordprocessingml/2006/main" xmlns:w10="urn:schemas-microsoft-com:office:word" xmlns:v="urn:schemas-microsoft-com:vml" xmlns:o="urn:schemas-microsoft-com:office:office" xmlns:mv="urn:schemas-microsoft-com:mac:vml" xmlns:mo="http://schemas.microsoft.com/office/mac/office/2008/main" xmlns="" w="9525">
                               <a:solidFill>
                                 <a:srgbClr val="000000"/>
                               </a:solidFill>
@@ -13691,7 +13601,7 @@
                           </a:ln>
                           <a:extLst>
                             <a:ext uri="{909E8E84-426E-40dd-AFC4-6F175D3DCCD1}">
-                              <a14:hiddenFill xmlns="" xmlns:mo="http://schemas.microsoft.com/office/mac/office/2008/main" xmlns:mv="urn:schemas-microsoft-com:mac:vml" xmlns:o="urn:schemas-microsoft-com:office:office" xmlns:v="urn:schemas-microsoft-com:vml" xmlns:w10="urn:schemas-microsoft-com:office:word" xmlns:w="http://schemas.openxmlformats.org/wordprocessingml/2006/main" xmlns:a14="http://schemas.microsoft.com/office/drawing/2010/main">
+                              <a14:hiddenFill xmlns:a14="http://schemas.microsoft.com/office/drawing/2010/main" xmlns:w="http://schemas.openxmlformats.org/wordprocessingml/2006/main" xmlns:w10="urn:schemas-microsoft-com:office:word" xmlns:v="urn:schemas-microsoft-com:vml" xmlns:o="urn:schemas-microsoft-com:office:office" xmlns:mv="urn:schemas-microsoft-com:mac:vml" xmlns:mo="http://schemas.microsoft.com/office/mac/office/2008/main" xmlns="">
                                 <a:noFill/>
                               </a14:hiddenFill>
                             </a:ext>
@@ -13732,7 +13642,7 @@
                           </a:ln>
                           <a:extLst>
                             <a:ext uri="{909E8E84-426E-40dd-AFC4-6F175D3DCCD1}">
-                              <a14:hiddenFill xmlns="" xmlns:mo="http://schemas.microsoft.com/office/mac/office/2008/main" xmlns:mv="urn:schemas-microsoft-com:mac:vml" xmlns:o="urn:schemas-microsoft-com:office:office" xmlns:v="urn:schemas-microsoft-com:vml" xmlns:w10="urn:schemas-microsoft-com:office:word" xmlns:w="http://schemas.openxmlformats.org/wordprocessingml/2006/main" xmlns:a14="http://schemas.microsoft.com/office/drawing/2010/main">
+                              <a14:hiddenFill xmlns:a14="http://schemas.microsoft.com/office/drawing/2010/main" xmlns:w="http://schemas.openxmlformats.org/wordprocessingml/2006/main" xmlns:w10="urn:schemas-microsoft-com:office:word" xmlns:v="urn:schemas-microsoft-com:vml" xmlns:o="urn:schemas-microsoft-com:office:office" xmlns:mv="urn:schemas-microsoft-com:mac:vml" xmlns:mo="http://schemas.microsoft.com/office/mac/office/2008/main" xmlns="">
                                 <a:noFill/>
                               </a14:hiddenFill>
                             </a:ext>
@@ -13787,7 +13697,7 @@
                           </a:ln>
                           <a:extLst>
                             <a:ext uri="{909E8E84-426E-40dd-AFC4-6F175D3DCCD1}">
-                              <a14:hiddenFill xmlns="" xmlns:mo="http://schemas.microsoft.com/office/mac/office/2008/main" xmlns:mv="urn:schemas-microsoft-com:mac:vml" xmlns:o="urn:schemas-microsoft-com:office:office" xmlns:v="urn:schemas-microsoft-com:vml" xmlns:w10="urn:schemas-microsoft-com:office:word" xmlns:w="http://schemas.openxmlformats.org/wordprocessingml/2006/main" xmlns:a14="http://schemas.microsoft.com/office/drawing/2010/main">
+                              <a14:hiddenFill xmlns:a14="http://schemas.microsoft.com/office/drawing/2010/main" xmlns:w="http://schemas.openxmlformats.org/wordprocessingml/2006/main" xmlns:w10="urn:schemas-microsoft-com:office:word" xmlns:v="urn:schemas-microsoft-com:vml" xmlns:o="urn:schemas-microsoft-com:office:office" xmlns:mv="urn:schemas-microsoft-com:mac:vml" xmlns:mo="http://schemas.microsoft.com/office/mac/office/2008/main" xmlns="">
                                 <a:noFill/>
                               </a14:hiddenFill>
                             </a:ext>
@@ -13828,7 +13738,7 @@
                           </a:ln>
                           <a:extLst>
                             <a:ext uri="{909E8E84-426E-40dd-AFC4-6F175D3DCCD1}">
-                              <a14:hiddenFill xmlns="" xmlns:mo="http://schemas.microsoft.com/office/mac/office/2008/main" xmlns:mv="urn:schemas-microsoft-com:mac:vml" xmlns:o="urn:schemas-microsoft-com:office:office" xmlns:v="urn:schemas-microsoft-com:vml" xmlns:w10="urn:schemas-microsoft-com:office:word" xmlns:w="http://schemas.openxmlformats.org/wordprocessingml/2006/main" xmlns:a14="http://schemas.microsoft.com/office/drawing/2010/main">
+                              <a14:hiddenFill xmlns:a14="http://schemas.microsoft.com/office/drawing/2010/main" xmlns:w="http://schemas.openxmlformats.org/wordprocessingml/2006/main" xmlns:w10="urn:schemas-microsoft-com:office:word" xmlns:v="urn:schemas-microsoft-com:vml" xmlns:o="urn:schemas-microsoft-com:office:office" xmlns:mv="urn:schemas-microsoft-com:mac:vml" xmlns:mo="http://schemas.microsoft.com/office/mac/office/2008/main" xmlns="">
                                 <a:noFill/>
                               </a14:hiddenFill>
                             </a:ext>
@@ -14086,23 +13996,7 @@
         <w:rFonts w:ascii="Arial" w:hAnsi="Arial" w:cs="Arial"/>
         <w:lang w:val="en-US"/>
       </w:rPr>
-      <w:t xml:space="preserve">Coaching </w:t>
-    </w:r>
-    <w:proofErr w:type="spellStart"/>
-    <w:r>
-      <w:rPr>
-        <w:rFonts w:ascii="Arial" w:hAnsi="Arial" w:cs="Arial"/>
-        <w:lang w:val="en-US"/>
-      </w:rPr>
-      <w:t>Programme</w:t>
-    </w:r>
-    <w:proofErr w:type="spellEnd"/>
-    <w:r>
-      <w:rPr>
-        <w:rFonts w:ascii="Arial" w:hAnsi="Arial" w:cs="Arial"/>
-        <w:lang w:val="en-US"/>
-      </w:rPr>
-      <w:t xml:space="preserve"> on Executive Skills</w:t>
+      <w:t>Coaching Programme on Executive Skills</w:t>
     </w:r>
     <w:r>
       <w:rPr>
@@ -16921,6 +16815,7 @@
   <w:style w:type="character" w:default="1" w:styleId="DefaultParagraphFont">
     <w:name w:val="Default Paragraph Font"/>
     <w:uiPriority w:val="1"/>
+    <w:semiHidden/>
     <w:unhideWhenUsed/>
   </w:style>
   <w:style w:type="table" w:default="1" w:styleId="TableNormal">
